--- a/Career-Roadmap/CV/cv-general-swe.docx
+++ b/Career-Roadmap/CV/cv-general-swe.docx
@@ -568,7 +568,7 @@
           <w:i w:val="0"/>
           <w:sz w:val="20"/>
         </w:rPr>
-        <w:t xml:space="preserve">Built the PyQt5 control app; moving serial I/O off the UI thread cut CPU use and latency by </w:t>
+        <w:t xml:space="preserve">Built the PyQt5 control app; async I/O and background threads cut CPU use and latency by </w:t>
       </w:r>
       <w:r>
         <w:rPr>

--- a/Career-Roadmap/CV/cv-general-swe.docx
+++ b/Career-Roadmap/CV/cv-general-swe.docx
@@ -153,7 +153,7 @@
           <w:i w:val="0"/>
           <w:sz w:val="20"/>
         </w:rPr>
-        <w:t>Rust, C++ (modern), C, Python, JavaScript (Node.js), SQL, Java, C#, Bash</w:t>
+        <w:t>Rust, C++ (modern), C, Python (asyncio), JavaScript (Node.js), SQL, Java, C#, Bash</w:t>
       </w:r>
     </w:p>
     <w:p>
@@ -568,7 +568,7 @@
           <w:i w:val="0"/>
           <w:sz w:val="20"/>
         </w:rPr>
-        <w:t xml:space="preserve">Built the PyQt5 control app; async I/O and background threads cut CPU use and latency by </w:t>
+        <w:t xml:space="preserve">Built the PyQt5 control app; asyncio and background threads cut CPU use and latency by </w:t>
       </w:r>
       <w:r>
         <w:rPr>

--- a/Career-Roadmap/CV/cv-general-swe.docx
+++ b/Career-Roadmap/CV/cv-general-swe.docx
@@ -302,7 +302,7 @@
           <w:color w:val="4A5568"/>
           <w:sz w:val="19"/>
         </w:rPr>
-        <w:t xml:space="preserve">Google Summer of Code (GSoC) 2026: Printers page for COSMIC Settings, in Rust; passed the final evaluation, still maintaining it  |  </w:t>
+        <w:t xml:space="preserve">GSoC 2026: Printers page for COSMIC Settings, in Rust; passed the final evaluation  |  </w:t>
       </w:r>
       <w:hyperlink r:id="rId12">
         <w:r>
@@ -357,7 +357,7 @@
           <w:i w:val="0"/>
           <w:sz w:val="20"/>
         </w:rPr>
-        <w:t xml:space="preserve"> and a standalone app sharing the same UI: printers grouped by device, status and supply levels, print queues, live updates, and an Add Printer flow for legacy printers (</w:t>
+        <w:t xml:space="preserve"> and a standalone app with the same UI: printers grouped by device, status and supply levels, print queues, live updates, and an Add Printer flow for legacy printers (</w:t>
       </w:r>
       <w:hyperlink r:id="rId13">
         <w:r>
@@ -568,25 +568,7 @@
           <w:i w:val="0"/>
           <w:sz w:val="20"/>
         </w:rPr>
-        <w:t xml:space="preserve">Built the PyQt5 control app; asyncio and background threads cut CPU use and latency by </w:t>
-      </w:r>
-      <w:r>
-        <w:rPr>
-          <w:rFonts w:ascii="Calibri" w:hAnsi="Calibri"/>
-          <w:b/>
-          <w:i w:val="0"/>
-          <w:sz w:val="20"/>
-        </w:rPr>
-        <w:t>about 40%</w:t>
-      </w:r>
-      <w:r>
-        <w:rPr>
-          <w:rFonts w:ascii="Calibri" w:hAnsi="Calibri"/>
-          <w:b w:val="0"/>
-          <w:i w:val="0"/>
-          <w:sz w:val="20"/>
-        </w:rPr>
-        <w:t xml:space="preserve"> (measured).</w:t>
+        <w:t>Built the PyQt5 control app; used asyncio to wait for ESP32 and server messages concurrently, cutting CPU use and latency by about 40% (measured).</w:t>
       </w:r>
     </w:p>
     <w:p>

--- a/Career-Roadmap/CV/cv-general-swe.docx
+++ b/Career-Roadmap/CV/cv-general-swe.docx
@@ -153,7 +153,7 @@
           <w:i w:val="0"/>
           <w:sz w:val="20"/>
         </w:rPr>
-        <w:t>Rust, C++ (modern), C, Python (asyncio), JavaScript (Node.js), SQL, Java, C#, Bash</w:t>
+        <w:t>Rust, Modern C++, C, Python (asyncio), JavaScript (Node.js), SQL, Java, C#, Bash</w:t>
       </w:r>
     </w:p>
     <w:p>

--- a/Career-Roadmap/CV/cv-general-swe.docx
+++ b/Career-Roadmap/CV/cv-general-swe.docx
@@ -122,7 +122,7 @@
           <w:i w:val="0"/>
           <w:sz w:val="20"/>
         </w:rPr>
-        <w:t>Software engineer working in Rust, modern C++, C and Python. Built the Printers page for COSMIC Settings in Google Summer of Code 2026 with The Linux Foundation (7 PRs merged upstream) and sole software engineer at EKSON, owning firmware, desktop app and backend. Codeforces Expert, 4-time ECPC finalist.</w:t>
+        <w:t>Software engineer working in Rust, modern C++, C and Python. Built the Printers page for COSMIC Settings in Google Summer of Code 2026 (The Linux Foundation), with 7 PRs merged upstream. Sole software engineer at EKSON, owning firmware, desktop app and backend. Codeforces Expert, 4-time ECPC finalist.</w:t>
       </w:r>
     </w:p>
     <w:p>
@@ -1126,7 +1126,7 @@
           <w:i w:val="0"/>
           <w:sz w:val="20"/>
         </w:rPr>
-        <w:t>Team projects (co-developed):</w:t>
+        <w:t>Team projects:</w:t>
       </w:r>
       <w:r>
         <w:rPr>
@@ -1235,7 +1235,7 @@
           <w:i w:val="0"/>
           <w:sz w:val="20"/>
         </w:rPr>
-        <w:t>IEEE student branch Treasurer: managed a budget of more than $10k.</w:t>
+        <w:t>Treasurer, IEEE Student Branch, Minia University: managed a budget of more than $10k.</w:t>
       </w:r>
     </w:p>
     <w:p>

--- a/Career-Roadmap/CV/cv-general-swe.docx
+++ b/Career-Roadmap/CV/cv-general-swe.docx
@@ -680,7 +680,7 @@
           <w:i w:val="0"/>
           <w:sz w:val="20"/>
         </w:rPr>
-        <w:t>Built Linux images with Yocto and Buildroot and wrote a Linux kernel module; worked with device trees, root file systems and hardware flashing.</w:t>
+        <w:t>Built Linux images with Yocto and Buildroot and wrote a Linux kernel module; worked with device trees, root file systems and hardware flashing. Scored 100% in the final evaluation.</w:t>
       </w:r>
     </w:p>
     <w:p>

--- a/Career-Roadmap/CV/cv-general-swe.docx
+++ b/Career-Roadmap/CV/cv-general-swe.docx
@@ -122,7 +122,7 @@
           <w:i w:val="0"/>
           <w:sz w:val="20"/>
         </w:rPr>
-        <w:t>Software engineer working in Rust, modern C++, C and Python. Built the Printers page for COSMIC Settings in Google Summer of Code 2026 (The Linux Foundation), with 7 PRs merged upstream. Sole software engineer at EKSON, owning firmware, desktop app and backend. Codeforces Expert, 4-time ECPC finalist.</w:t>
+        <w:t>Software engineer working in Rust, modern C++, C and Python. Google Summer of Code 2026 contributor with The Linux Foundation (OpenPrinting): built the Printers page for COSMIC Settings, with 7 PRs merged upstream. Sole software engineer at EKSON, owning firmware, desktop app and backend. Codeforces Expert, 4-time ECPC finalist.</w:t>
       </w:r>
     </w:p>
     <w:p>
@@ -246,7 +246,7 @@
           <w:color w:val="1B2A47"/>
           <w:sz w:val="20"/>
         </w:rPr>
-        <w:t>Software Developer (Google Summer of Code)</w:t>
+        <w:t>Google Summer of Code Contributor</w:t>
       </w:r>
       <w:r>
         <w:rPr>
@@ -266,7 +266,7 @@
           <w:color w:val="1B2A47"/>
           <w:sz w:val="20"/>
         </w:rPr>
-        <w:t>The Linux Foundation / OpenPrinting</w:t>
+        <w:t>The Linux Foundation (OpenPrinting)</w:t>
       </w:r>
       <w:r>
         <w:rPr>
@@ -302,7 +302,7 @@
           <w:color w:val="4A5568"/>
           <w:sz w:val="19"/>
         </w:rPr>
-        <w:t xml:space="preserve">GSoC 2026: Printers page for COSMIC Settings, in Rust; passed the final evaluation  |  </w:t>
+        <w:t xml:space="preserve">Open-source project: Printers page for COSMIC Settings, in Rust; passed the final evaluation  |  </w:t>
       </w:r>
       <w:hyperlink r:id="rId12">
         <w:r>

--- a/Career-Roadmap/CV/cv-general-swe.docx
+++ b/Career-Roadmap/CV/cv-general-swe.docx
@@ -122,7 +122,7 @@
           <w:i w:val="0"/>
           <w:sz w:val="20"/>
         </w:rPr>
-        <w:t>Software engineer working in Rust, modern C++, C and Python. Google Summer of Code 2026 contributor with The Linux Foundation (OpenPrinting): built the Printers page for COSMIC Settings, with 7 PRs merged upstream. Sole software engineer at EKSON, owning firmware, desktop app and backend. Codeforces Expert, 4-time ECPC finalist.</w:t>
+        <w:t>Software engineer working in Rust, modern C++, C and Python. Google Summer of Code 2026 contributor with The Linux Foundation (OpenPrinting): built the Printers page for COSMIC Settings, with 7 PRs merged upstream. At EKSON, builds the motion simulators' firmware, desktop app and backend. Codeforces Expert, 4-time ECPC finalist.</w:t>
       </w:r>
     </w:p>
     <w:p>
@@ -512,7 +512,7 @@
           <w:color w:val="4A5568"/>
           <w:sz w:val="19"/>
         </w:rPr>
-        <w:t>Sole software engineer for 3-DoF and 6-DoF pneumatic motion simulators: firmware, desktop app, backend and CI</w:t>
+        <w:t>Software for 3-DoF and 6-DoF pneumatic motion simulators: firmware, desktop app, backend and CI</w:t>
       </w:r>
     </w:p>
     <w:p>

--- a/Career-Roadmap/CV/cv-general-swe.docx
+++ b/Career-Roadmap/CV/cv-general-swe.docx
@@ -431,7 +431,7 @@
           <w:i w:val="0"/>
           <w:sz w:val="20"/>
         </w:rPr>
-        <w:t>7 PRs merged upstream</w:t>
+        <w:t>7 PRs accepted upstream</w:t>
       </w:r>
       <w:r>
         <w:rPr>
@@ -568,7 +568,7 @@
           <w:i w:val="0"/>
           <w:sz w:val="20"/>
         </w:rPr>
-        <w:t>Built the PyQt5 control app; used asyncio to wait for ESP32 and server messages concurrently, cutting CPU use and latency by about 40% (measured).</w:t>
+        <w:t>Developed the PyQt5 control app; used asyncio to wait for ESP32 and server messages concurrently, cutting CPU use and latency by about 40% (measured).</w:t>
       </w:r>
     </w:p>
     <w:p>
@@ -596,7 +596,7 @@
           <w:i w:val="0"/>
           <w:sz w:val="20"/>
         </w:rPr>
-        <w:t>Built remote operation and firmware updates: a Node.js/Express + MongoDB backend that the desktop app polls over REST to relay commands and flash new firmware with esptool; GitHub Actions CI.</w:t>
+        <w:t>Engineered remote operation and firmware updates: a Node.js/Express + MongoDB backend that the desktop app polls over REST to relay commands and flash new firmware with esptool; GitHub Actions CI.</w:t>
       </w:r>
     </w:p>
     <w:p>
@@ -680,7 +680,7 @@
           <w:i w:val="0"/>
           <w:sz w:val="20"/>
         </w:rPr>
-        <w:t>Built Linux images with Yocto and Buildroot and wrote a Linux kernel module; worked with device trees, root file systems and hardware flashing. Scored 100% in the final evaluation.</w:t>
+        <w:t>Created custom Linux images with Yocto and Buildroot and wrote a Linux kernel module; worked with device trees, root file systems and hardware flashing. Scored 100% in the final evaluation.</w:t>
       </w:r>
     </w:p>
     <w:p>
@@ -704,7 +704,7 @@
           <w:color w:val="1B2A47"/>
           <w:sz w:val="20"/>
         </w:rPr>
-        <w:t>Contributor — Zephyr RTOS, Boa JavaScript engine (Rust), Rust Clippy</w:t>
+        <w:t>Contributor (all merged) — Zephyr RTOS, Boa JavaScript engine (Rust), Rust Clippy</w:t>
       </w:r>
       <w:r>
         <w:rPr>
@@ -788,7 +788,7 @@
           <w:i w:val="0"/>
           <w:sz w:val="20"/>
         </w:rPr>
-        <w:t>, merged).</w:t>
+        <w:t>).</w:t>
       </w:r>
     </w:p>
     <w:p>
@@ -852,7 +852,7 @@
           <w:i w:val="0"/>
           <w:sz w:val="20"/>
         </w:rPr>
-        <w:t>, merged).</w:t>
+        <w:t>).</w:t>
       </w:r>
     </w:p>
     <w:p>
@@ -952,7 +952,7 @@
           <w:i w:val="0"/>
           <w:sz w:val="20"/>
         </w:rPr>
-        <w:t>, merged).</w:t>
+        <w:t>).</w:t>
       </w:r>
     </w:p>
     <w:p>
@@ -1327,7 +1327,7 @@
           <w:i w:val="0"/>
           <w:sz w:val="20"/>
         </w:rPr>
-        <w:t>Grade: Very Good with Honors. Graduation project: AUTOSAR-based V2X vehicle on STM32; built the firmware update path and a dual-bank bootloader with rollback.</w:t>
+        <w:t>Grade: Very Good with Honors. Graduation project: AUTOSAR-based V2X vehicle on STM32; implemented the firmware update path and a dual-bank bootloader with rollback.</w:t>
       </w:r>
     </w:p>
     <w:sectPr>

--- a/Career-Roadmap/CV/cv-general-swe.docx
+++ b/Career-Roadmap/CV/cv-general-swe.docx
@@ -652,7 +652,7 @@
           <w:color w:val="4A5568"/>
           <w:sz w:val="19"/>
         </w:rPr>
-        <w:t>Dec 2023 – Jan 2024</w:t>
+        <w:t>Dec 2024 – Jan 2025</w:t>
       </w:r>
     </w:p>
     <w:p>
